--- a/az/stories/hot-bread.docx
+++ b/az/stories/hot-bread.docx
@@ -4,874 +4,848 @@
   <w:body>
     <w:p>
       <w:pPr>
-        <w:pStyle w:val="Heading1"/>
+        <w:spacing w:before="0" w:after="60"/>
+        <w:jc w:val="left"/>
       </w:pPr>
       <w:r>
+        <w:rPr>
+          <w:rFonts w:ascii="Arial" w:hAnsi="Arial" w:eastAsia="Arial"/>
+          <w:i w:val="0"/>
+          <w:color w:val="000000"/>
+          <w:sz w:val="52"/>
+        </w:rPr>
         <w:t>İsti çörək</w:t>
       </w:r>
     </w:p>
     <w:p>
       <w:pPr>
-        <w:ind w:firstLine="425"/>
-        <w:jc w:val="both"/>
+        <w:jc w:val="left"/>
       </w:pPr>
       <w:r>
         <w:rPr>
-          <w:rFonts w:ascii="Times New Roman" w:hAnsi="Times New Roman" w:cs="Times New Roman"/>
-          <w:b w:val="0"/>
+          <w:rFonts w:ascii="Arial" w:hAnsi="Arial" w:eastAsia="Arial"/>
           <w:i w:val="0"/>
-          <w:sz w:val="24"/>
+          <w:color w:val="000000"/>
+          <w:sz w:val="22"/>
         </w:rPr>
         <w:t>İsti, təzə çörəyin ətri bütün küçəyə yayılmışdı.</w:t>
       </w:r>
     </w:p>
     <w:p>
       <w:pPr>
-        <w:ind w:firstLine="425"/>
-        <w:jc w:val="both"/>
+        <w:jc w:val="left"/>
       </w:pPr>
       <w:r>
         <w:rPr>
-          <w:rFonts w:ascii="Times New Roman" w:hAnsi="Times New Roman" w:cs="Times New Roman"/>
-          <w:b w:val="0"/>
+          <w:rFonts w:ascii="Arial" w:hAnsi="Arial" w:eastAsia="Arial"/>
           <w:i w:val="0"/>
-          <w:sz w:val="24"/>
+          <w:color w:val="000000"/>
+          <w:sz w:val="22"/>
         </w:rPr>
         <w:t>Yaşlı kişi çörəkçiyə yaxınlaşdı. Nəvəsinə isti çörək almalı idi. Uşaq neçə gün idi təzə çörək istəyirdi.</w:t>
       </w:r>
     </w:p>
     <w:p>
       <w:pPr>
-        <w:ind w:firstLine="425"/>
-        <w:jc w:val="both"/>
+        <w:jc w:val="left"/>
       </w:pPr>
       <w:r>
         <w:rPr>
-          <w:rFonts w:ascii="Times New Roman" w:hAnsi="Times New Roman" w:cs="Times New Roman"/>
-          <w:b w:val="0"/>
+          <w:rFonts w:ascii="Arial" w:hAnsi="Arial" w:eastAsia="Arial"/>
           <w:i w:val="0"/>
-          <w:sz w:val="24"/>
+          <w:color w:val="000000"/>
+          <w:sz w:val="22"/>
         </w:rPr>
         <w:t>Adamlar çörək almaq üçün növbəyə durmuşdu. O da növbədə yerini tutdu.</w:t>
       </w:r>
     </w:p>
     <w:p>
       <w:pPr>
-        <w:ind w:firstLine="425"/>
-        <w:jc w:val="both"/>
+        <w:jc w:val="left"/>
       </w:pPr>
       <w:r>
         <w:rPr>
-          <w:rFonts w:ascii="Times New Roman" w:hAnsi="Times New Roman" w:cs="Times New Roman"/>
-          <w:b w:val="0"/>
+          <w:rFonts w:ascii="Arial" w:hAnsi="Arial" w:eastAsia="Arial"/>
           <w:i w:val="0"/>
-          <w:sz w:val="24"/>
+          <w:color w:val="000000"/>
+          <w:sz w:val="22"/>
         </w:rPr>
         <w:t>Adam çox deyildi, növbə tez ona çatdı.</w:t>
       </w:r>
     </w:p>
     <w:p>
       <w:pPr>
-        <w:ind w:firstLine="425"/>
-        <w:jc w:val="both"/>
+        <w:jc w:val="left"/>
       </w:pPr>
       <w:r>
         <w:rPr>
-          <w:rFonts w:ascii="Times New Roman" w:hAnsi="Times New Roman" w:cs="Times New Roman"/>
-          <w:b w:val="0"/>
+          <w:rFonts w:ascii="Arial" w:hAnsi="Arial" w:eastAsia="Arial"/>
           <w:i w:val="0"/>
-          <w:sz w:val="24"/>
+          <w:color w:val="000000"/>
+          <w:sz w:val="22"/>
         </w:rPr>
         <w:t>Cibindən xırda pul çıxardı. Çox pulu olsaydı, iki çörək alardı. Pulu çörəkçiyə uzatdı. Amma çörəkçi babadan pul almayıb ona bir paket verdi.</w:t>
       </w:r>
     </w:p>
     <w:p>
       <w:pPr>
-        <w:ind w:firstLine="425"/>
-        <w:jc w:val="both"/>
+        <w:jc w:val="left"/>
       </w:pPr>
       <w:r>
         <w:rPr>
-          <w:rFonts w:ascii="Times New Roman" w:hAnsi="Times New Roman" w:cs="Times New Roman"/>
-          <w:b w:val="0"/>
+          <w:rFonts w:ascii="Arial" w:hAnsi="Arial" w:eastAsia="Arial"/>
           <w:i w:val="0"/>
-          <w:sz w:val="24"/>
+          <w:color w:val="000000"/>
+          <w:sz w:val="22"/>
         </w:rPr>
         <w:t>— Al, dayı, nuş olsun.</w:t>
       </w:r>
     </w:p>
     <w:p>
       <w:pPr>
-        <w:ind w:firstLine="425"/>
-        <w:jc w:val="both"/>
+        <w:jc w:val="left"/>
       </w:pPr>
       <w:r>
         <w:rPr>
-          <w:rFonts w:ascii="Times New Roman" w:hAnsi="Times New Roman" w:cs="Times New Roman"/>
-          <w:b w:val="0"/>
+          <w:rFonts w:ascii="Arial" w:hAnsi="Arial" w:eastAsia="Arial"/>
           <w:i w:val="0"/>
-          <w:sz w:val="24"/>
+          <w:color w:val="000000"/>
+          <w:sz w:val="22"/>
         </w:rPr>
         <w:t>Paketdə üç çörək var idi.</w:t>
       </w:r>
     </w:p>
     <w:p>
       <w:pPr>
-        <w:ind w:firstLine="425"/>
-        <w:jc w:val="both"/>
+        <w:jc w:val="left"/>
       </w:pPr>
       <w:r>
         <w:rPr>
-          <w:rFonts w:ascii="Times New Roman" w:hAnsi="Times New Roman" w:cs="Times New Roman"/>
-          <w:b w:val="0"/>
+          <w:rFonts w:ascii="Arial" w:hAnsi="Arial" w:eastAsia="Arial"/>
           <w:i w:val="0"/>
-          <w:sz w:val="24"/>
+          <w:color w:val="000000"/>
+          <w:sz w:val="22"/>
         </w:rPr>
         <w:t>— Oğlum, mən bir çörək alacaqdım.</w:t>
       </w:r>
     </w:p>
     <w:p>
       <w:pPr>
-        <w:ind w:firstLine="425"/>
-        <w:jc w:val="both"/>
+        <w:jc w:val="left"/>
       </w:pPr>
       <w:r>
         <w:rPr>
-          <w:rFonts w:ascii="Times New Roman" w:hAnsi="Times New Roman" w:cs="Times New Roman"/>
-          <w:b w:val="0"/>
+          <w:rFonts w:ascii="Arial" w:hAnsi="Arial" w:eastAsia="Arial"/>
           <w:i w:val="0"/>
-          <w:sz w:val="24"/>
+          <w:color w:val="000000"/>
+          <w:sz w:val="22"/>
         </w:rPr>
         <w:t>— Üçünü də götür, dayı, sonra yeyərsən.</w:t>
       </w:r>
     </w:p>
     <w:p>
       <w:pPr>
-        <w:ind w:firstLine="425"/>
-        <w:jc w:val="both"/>
+        <w:jc w:val="left"/>
       </w:pPr>
       <w:r>
         <w:rPr>
-          <w:rFonts w:ascii="Times New Roman" w:hAnsi="Times New Roman" w:cs="Times New Roman"/>
-          <w:b w:val="0"/>
+          <w:rFonts w:ascii="Arial" w:hAnsi="Arial" w:eastAsia="Arial"/>
           <w:i w:val="0"/>
-          <w:sz w:val="24"/>
+          <w:color w:val="000000"/>
+          <w:sz w:val="22"/>
         </w:rPr>
         <w:t>Baba yavaşca çörəkçiyə yaxınlaşıb qulağına pıçıldadı:</w:t>
       </w:r>
     </w:p>
     <w:p>
       <w:pPr>
-        <w:ind w:firstLine="425"/>
-        <w:jc w:val="both"/>
+        <w:jc w:val="left"/>
       </w:pPr>
       <w:r>
         <w:rPr>
-          <w:rFonts w:ascii="Times New Roman" w:hAnsi="Times New Roman" w:cs="Times New Roman"/>
-          <w:b w:val="0"/>
+          <w:rFonts w:ascii="Arial" w:hAnsi="Arial" w:eastAsia="Arial"/>
           <w:i w:val="0"/>
-          <w:sz w:val="24"/>
+          <w:color w:val="000000"/>
+          <w:sz w:val="22"/>
         </w:rPr>
         <w:t>— Oğlum, mənim ancaq bir çörək almağa pulum var.</w:t>
       </w:r>
     </w:p>
     <w:p>
       <w:pPr>
-        <w:ind w:firstLine="425"/>
-        <w:jc w:val="both"/>
+        <w:jc w:val="left"/>
       </w:pPr>
       <w:r>
         <w:rPr>
-          <w:rFonts w:ascii="Times New Roman" w:hAnsi="Times New Roman" w:cs="Times New Roman"/>
-          <w:b w:val="0"/>
+          <w:rFonts w:ascii="Arial" w:hAnsi="Arial" w:eastAsia="Arial"/>
           <w:i w:val="0"/>
-          <w:sz w:val="24"/>
+          <w:color w:val="000000"/>
+          <w:sz w:val="22"/>
         </w:rPr>
         <w:t>Çörəkçi gülümsədi:</w:t>
       </w:r>
     </w:p>
     <w:p>
       <w:pPr>
-        <w:ind w:firstLine="425"/>
-        <w:jc w:val="both"/>
+        <w:jc w:val="left"/>
       </w:pPr>
       <w:r>
         <w:rPr>
-          <w:rFonts w:ascii="Times New Roman" w:hAnsi="Times New Roman" w:cs="Times New Roman"/>
-          <w:b w:val="0"/>
+          <w:rFonts w:ascii="Arial" w:hAnsi="Arial" w:eastAsia="Arial"/>
           <w:i w:val="0"/>
-          <w:sz w:val="24"/>
+          <w:color w:val="000000"/>
+          <w:sz w:val="22"/>
         </w:rPr>
         <w:t>— Dayı, bu bizdən bir paydır. Bu gün cümədir; bizdə hər cümə üç isti çörək pay verilir. Nuş olsun.</w:t>
       </w:r>
     </w:p>
     <w:p>
       <w:pPr>
-        <w:ind w:firstLine="425"/>
-        <w:jc w:val="both"/>
+        <w:jc w:val="left"/>
       </w:pPr>
       <w:r>
         <w:rPr>
-          <w:rFonts w:ascii="Times New Roman" w:hAnsi="Times New Roman" w:cs="Times New Roman"/>
-          <w:b w:val="0"/>
+          <w:rFonts w:ascii="Arial" w:hAnsi="Arial" w:eastAsia="Arial"/>
           <w:i w:val="0"/>
-          <w:sz w:val="24"/>
+          <w:color w:val="000000"/>
+          <w:sz w:val="22"/>
         </w:rPr>
         <w:t>— Allah razı olsun, övladım.</w:t>
       </w:r>
     </w:p>
     <w:p>
       <w:pPr>
-        <w:ind w:firstLine="425"/>
-        <w:jc w:val="both"/>
+        <w:jc w:val="left"/>
       </w:pPr>
       <w:r>
         <w:rPr>
-          <w:rFonts w:ascii="Times New Roman" w:hAnsi="Times New Roman" w:cs="Times New Roman"/>
-          <w:b w:val="0"/>
+          <w:rFonts w:ascii="Arial" w:hAnsi="Arial" w:eastAsia="Arial"/>
           <w:i w:val="0"/>
-          <w:sz w:val="24"/>
+          <w:color w:val="000000"/>
+          <w:sz w:val="22"/>
         </w:rPr>
         <w:t>— Amin!</w:t>
       </w:r>
     </w:p>
     <w:p>
       <w:pPr>
-        <w:ind w:firstLine="425"/>
-        <w:jc w:val="both"/>
+        <w:jc w:val="left"/>
       </w:pPr>
       <w:r>
         <w:rPr>
-          <w:rFonts w:ascii="Times New Roman" w:hAnsi="Times New Roman" w:cs="Times New Roman"/>
-          <w:b w:val="0"/>
+          <w:rFonts w:ascii="Arial" w:hAnsi="Arial" w:eastAsia="Arial"/>
           <w:i w:val="0"/>
-          <w:sz w:val="24"/>
+          <w:color w:val="000000"/>
+          <w:sz w:val="22"/>
         </w:rPr>
         <w:t>Çörəkçidən təzəcə aralanmışdı ki, bir nəfər babaya səsləndi:</w:t>
       </w:r>
     </w:p>
     <w:p>
       <w:pPr>
-        <w:ind w:firstLine="425"/>
-        <w:jc w:val="both"/>
+        <w:jc w:val="left"/>
       </w:pPr>
       <w:r>
         <w:rPr>
-          <w:rFonts w:ascii="Times New Roman" w:hAnsi="Times New Roman" w:cs="Times New Roman"/>
-          <w:b w:val="0"/>
+          <w:rFonts w:ascii="Arial" w:hAnsi="Arial" w:eastAsia="Arial"/>
           <w:i w:val="0"/>
-          <w:sz w:val="24"/>
+          <w:color w:val="000000"/>
+          <w:sz w:val="22"/>
         </w:rPr>
         <w:t>— Dayı, ay dayı!</w:t>
       </w:r>
     </w:p>
     <w:p>
       <w:pPr>
-        <w:ind w:firstLine="425"/>
-        <w:jc w:val="both"/>
+        <w:jc w:val="left"/>
       </w:pPr>
       <w:r>
         <w:rPr>
-          <w:rFonts w:ascii="Times New Roman" w:hAnsi="Times New Roman" w:cs="Times New Roman"/>
-          <w:b w:val="0"/>
+          <w:rFonts w:ascii="Arial" w:hAnsi="Arial" w:eastAsia="Arial"/>
           <w:i w:val="0"/>
-          <w:sz w:val="24"/>
+          <w:color w:val="000000"/>
+          <w:sz w:val="22"/>
         </w:rPr>
         <w:t>Baba dönüb baxdı:</w:t>
       </w:r>
     </w:p>
     <w:p>
       <w:pPr>
-        <w:ind w:firstLine="425"/>
-        <w:jc w:val="both"/>
+        <w:jc w:val="left"/>
       </w:pPr>
       <w:r>
         <w:rPr>
-          <w:rFonts w:ascii="Times New Roman" w:hAnsi="Times New Roman" w:cs="Times New Roman"/>
-          <w:b w:val="0"/>
+          <w:rFonts w:ascii="Arial" w:hAnsi="Arial" w:eastAsia="Arial"/>
           <w:i w:val="0"/>
-          <w:sz w:val="24"/>
+          <w:color w:val="000000"/>
+          <w:sz w:val="22"/>
         </w:rPr>
         <w:t>— Buyur, oğlum.</w:t>
       </w:r>
     </w:p>
     <w:p>
       <w:pPr>
-        <w:ind w:firstLine="425"/>
-        <w:jc w:val="both"/>
+        <w:jc w:val="left"/>
       </w:pPr>
       <w:r>
         <w:rPr>
-          <w:rFonts w:ascii="Times New Roman" w:hAnsi="Times New Roman" w:cs="Times New Roman"/>
-          <w:b w:val="0"/>
+          <w:rFonts w:ascii="Arial" w:hAnsi="Arial" w:eastAsia="Arial"/>
           <w:i w:val="0"/>
-          <w:sz w:val="24"/>
+          <w:color w:val="000000"/>
+          <w:sz w:val="22"/>
         </w:rPr>
         <w:t>— Dayı, bu anamın zəkatıdır; qəbul etsən, çox sevinərəm.</w:t>
       </w:r>
     </w:p>
     <w:p>
       <w:pPr>
-        <w:ind w:firstLine="425"/>
-        <w:jc w:val="both"/>
+        <w:jc w:val="left"/>
       </w:pPr>
       <w:r>
         <w:rPr>
-          <w:rFonts w:ascii="Times New Roman" w:hAnsi="Times New Roman" w:cs="Times New Roman"/>
-          <w:b w:val="0"/>
+          <w:rFonts w:ascii="Arial" w:hAnsi="Arial" w:eastAsia="Arial"/>
           <w:i w:val="0"/>
-          <w:sz w:val="24"/>
+          <w:color w:val="000000"/>
+          <w:sz w:val="22"/>
         </w:rPr>
         <w:t>Gənc adam qocanın cibinə bir zərf saldı.</w:t>
       </w:r>
     </w:p>
     <w:p>
       <w:pPr>
-        <w:ind w:firstLine="425"/>
-        <w:jc w:val="both"/>
+        <w:jc w:val="left"/>
       </w:pPr>
       <w:r>
         <w:rPr>
-          <w:rFonts w:ascii="Times New Roman" w:hAnsi="Times New Roman" w:cs="Times New Roman"/>
-          <w:b w:val="0"/>
+          <w:rFonts w:ascii="Arial" w:hAnsi="Arial" w:eastAsia="Arial"/>
           <w:i w:val="0"/>
-          <w:sz w:val="24"/>
+          <w:color w:val="000000"/>
+          <w:sz w:val="22"/>
         </w:rPr>
         <w:t>— Allah qəbul etsin, oğlum. Allah ananızdan razı olsun.</w:t>
       </w:r>
     </w:p>
     <w:p>
       <w:pPr>
-        <w:ind w:firstLine="425"/>
-        <w:jc w:val="both"/>
+        <w:jc w:val="left"/>
       </w:pPr>
       <w:r>
         <w:rPr>
-          <w:rFonts w:ascii="Times New Roman" w:hAnsi="Times New Roman" w:cs="Times New Roman"/>
-          <w:b w:val="0"/>
+          <w:rFonts w:ascii="Arial" w:hAnsi="Arial" w:eastAsia="Arial"/>
           <w:i w:val="0"/>
-          <w:sz w:val="24"/>
+          <w:color w:val="000000"/>
+          <w:sz w:val="22"/>
         </w:rPr>
         <w:t>Bazarın yanından keçəndə bir qadın ona səsləndi:</w:t>
       </w:r>
     </w:p>
     <w:p>
       <w:pPr>
-        <w:ind w:firstLine="425"/>
-        <w:jc w:val="both"/>
+        <w:jc w:val="left"/>
       </w:pPr>
       <w:r>
         <w:rPr>
-          <w:rFonts w:ascii="Times New Roman" w:hAnsi="Times New Roman" w:cs="Times New Roman"/>
-          <w:b w:val="0"/>
+          <w:rFonts w:ascii="Arial" w:hAnsi="Arial" w:eastAsia="Arial"/>
           <w:i w:val="0"/>
-          <w:sz w:val="24"/>
+          <w:color w:val="000000"/>
+          <w:sz w:val="22"/>
         </w:rPr>
         <w:t>— Dayı... Dayan bir dəqiqə, zəhmət olmasa, gözlə.</w:t>
       </w:r>
     </w:p>
     <w:p>
       <w:pPr>
-        <w:ind w:firstLine="425"/>
-        <w:jc w:val="both"/>
+        <w:jc w:val="left"/>
       </w:pPr>
       <w:r>
         <w:rPr>
-          <w:rFonts w:ascii="Times New Roman" w:hAnsi="Times New Roman" w:cs="Times New Roman"/>
-          <w:b w:val="0"/>
+          <w:rFonts w:ascii="Arial" w:hAnsi="Arial" w:eastAsia="Arial"/>
           <w:i w:val="0"/>
-          <w:sz w:val="24"/>
+          <w:color w:val="000000"/>
+          <w:sz w:val="22"/>
         </w:rPr>
         <w:t>Yaşlı adam dayanıb səs gələn səmtə baxdı. Gənc bir qadın ona iki dolu torba uzatdı:</w:t>
       </w:r>
     </w:p>
     <w:p>
       <w:pPr>
-        <w:ind w:firstLine="425"/>
-        <w:jc w:val="both"/>
+        <w:jc w:val="left"/>
       </w:pPr>
       <w:r>
         <w:rPr>
-          <w:rFonts w:ascii="Times New Roman" w:hAnsi="Times New Roman" w:cs="Times New Roman"/>
-          <w:b w:val="0"/>
+          <w:rFonts w:ascii="Arial" w:hAnsi="Arial" w:eastAsia="Arial"/>
           <w:i w:val="0"/>
-          <w:sz w:val="24"/>
+          <w:color w:val="000000"/>
+          <w:sz w:val="22"/>
         </w:rPr>
         <w:t>— Dayı can, bu Ramazanda biz yoldan keçən hər kəsə yemək veririk, sən də lütfən qəbul et. Nə olar, üzmə bizi, götür bu torbaları.</w:t>
       </w:r>
     </w:p>
     <w:p>
       <w:pPr>
-        <w:ind w:firstLine="425"/>
-        <w:jc w:val="both"/>
+        <w:jc w:val="left"/>
       </w:pPr>
       <w:r>
         <w:rPr>
-          <w:rFonts w:ascii="Times New Roman" w:hAnsi="Times New Roman" w:cs="Times New Roman"/>
-          <w:b w:val="0"/>
+          <w:rFonts w:ascii="Arial" w:hAnsi="Arial" w:eastAsia="Arial"/>
           <w:i w:val="0"/>
-          <w:sz w:val="24"/>
+          <w:color w:val="000000"/>
+          <w:sz w:val="22"/>
         </w:rPr>
         <w:t>— Allah qəbul etsin, qızım.</w:t>
       </w:r>
     </w:p>
     <w:p>
       <w:pPr>
-        <w:ind w:firstLine="425"/>
-        <w:jc w:val="both"/>
+        <w:jc w:val="left"/>
       </w:pPr>
       <w:r>
         <w:rPr>
-          <w:rFonts w:ascii="Times New Roman" w:hAnsi="Times New Roman" w:cs="Times New Roman"/>
-          <w:b w:val="0"/>
+          <w:rFonts w:ascii="Arial" w:hAnsi="Arial" w:eastAsia="Arial"/>
           <w:i w:val="0"/>
-          <w:sz w:val="24"/>
+          <w:color w:val="000000"/>
+          <w:sz w:val="22"/>
         </w:rPr>
         <w:t>— Amin, dayı!</w:t>
       </w:r>
     </w:p>
     <w:p>
       <w:pPr>
-        <w:ind w:firstLine="425"/>
-        <w:jc w:val="both"/>
+        <w:jc w:val="left"/>
       </w:pPr>
       <w:r>
         <w:rPr>
-          <w:rFonts w:ascii="Times New Roman" w:hAnsi="Times New Roman" w:cs="Times New Roman"/>
-          <w:b w:val="0"/>
+          <w:rFonts w:ascii="Arial" w:hAnsi="Arial" w:eastAsia="Arial"/>
           <w:i w:val="0"/>
-          <w:sz w:val="24"/>
+          <w:color w:val="000000"/>
+          <w:sz w:val="22"/>
         </w:rPr>
         <w:t>Yaşlı adam yorğun halda çətinliklə evə çatdı.</w:t>
       </w:r>
     </w:p>
     <w:p>
       <w:pPr>
-        <w:ind w:firstLine="425"/>
-        <w:jc w:val="both"/>
+        <w:jc w:val="left"/>
       </w:pPr>
       <w:r>
         <w:rPr>
-          <w:rFonts w:ascii="Times New Roman" w:hAnsi="Times New Roman" w:cs="Times New Roman"/>
-          <w:b w:val="0"/>
+          <w:rFonts w:ascii="Arial" w:hAnsi="Arial" w:eastAsia="Arial"/>
           <w:i w:val="0"/>
-          <w:sz w:val="24"/>
+          <w:color w:val="000000"/>
+          <w:sz w:val="22"/>
         </w:rPr>
         <w:t>— Xoş gəldin, ata.</w:t>
       </w:r>
     </w:p>
     <w:p>
       <w:pPr>
-        <w:ind w:firstLine="425"/>
-        <w:jc w:val="both"/>
+        <w:jc w:val="left"/>
       </w:pPr>
       <w:r>
         <w:rPr>
-          <w:rFonts w:ascii="Times New Roman" w:hAnsi="Times New Roman" w:cs="Times New Roman"/>
-          <w:b w:val="0"/>
+          <w:rFonts w:ascii="Arial" w:hAnsi="Arial" w:eastAsia="Arial"/>
           <w:i w:val="0"/>
-          <w:sz w:val="24"/>
+          <w:color w:val="000000"/>
+          <w:sz w:val="22"/>
         </w:rPr>
         <w:t>— Anan haradadır, qızım?</w:t>
       </w:r>
     </w:p>
     <w:p>
       <w:pPr>
-        <w:ind w:firstLine="425"/>
-        <w:jc w:val="both"/>
+        <w:jc w:val="left"/>
       </w:pPr>
       <w:r>
         <w:rPr>
-          <w:rFonts w:ascii="Times New Roman" w:hAnsi="Times New Roman" w:cs="Times New Roman"/>
-          <w:b w:val="0"/>
+          <w:rFonts w:ascii="Arial" w:hAnsi="Arial" w:eastAsia="Arial"/>
           <w:i w:val="0"/>
-          <w:sz w:val="24"/>
+          <w:color w:val="000000"/>
+          <w:sz w:val="22"/>
         </w:rPr>
         <w:t>— Mətbəxdə. Yumurta bişirəcəyəm dedi, Orxan qayğanağı çox sevir.</w:t>
       </w:r>
     </w:p>
     <w:p>
       <w:pPr>
-        <w:ind w:firstLine="425"/>
-        <w:jc w:val="both"/>
+        <w:jc w:val="left"/>
       </w:pPr>
       <w:r>
         <w:rPr>
-          <w:rFonts w:ascii="Times New Roman" w:hAnsi="Times New Roman" w:cs="Times New Roman"/>
-          <w:b w:val="0"/>
+          <w:rFonts w:ascii="Arial" w:hAnsi="Arial" w:eastAsia="Arial"/>
           <w:i w:val="0"/>
-          <w:sz w:val="24"/>
+          <w:color w:val="000000"/>
+          <w:sz w:val="22"/>
         </w:rPr>
         <w:t>— Bunları götür anana ver, belim qırıldı.</w:t>
       </w:r>
     </w:p>
     <w:p>
       <w:pPr>
-        <w:ind w:firstLine="425"/>
-        <w:jc w:val="both"/>
+        <w:jc w:val="left"/>
       </w:pPr>
       <w:r>
         <w:rPr>
-          <w:rFonts w:ascii="Times New Roman" w:hAnsi="Times New Roman" w:cs="Times New Roman"/>
-          <w:b w:val="0"/>
+          <w:rFonts w:ascii="Arial" w:hAnsi="Arial" w:eastAsia="Arial"/>
           <w:i w:val="0"/>
-          <w:sz w:val="24"/>
+          <w:color w:val="000000"/>
+          <w:sz w:val="22"/>
         </w:rPr>
         <w:t>— Baba, isti çörək almısan? — deyə nəvə dilləndi.</w:t>
       </w:r>
     </w:p>
     <w:p>
       <w:pPr>
-        <w:ind w:firstLine="425"/>
-        <w:jc w:val="both"/>
+        <w:jc w:val="left"/>
       </w:pPr>
       <w:r>
         <w:rPr>
-          <w:rFonts w:ascii="Times New Roman" w:hAnsi="Times New Roman" w:cs="Times New Roman"/>
-          <w:b w:val="0"/>
+          <w:rFonts w:ascii="Arial" w:hAnsi="Arial" w:eastAsia="Arial"/>
           <w:i w:val="0"/>
-          <w:sz w:val="24"/>
+          <w:color w:val="000000"/>
+          <w:sz w:val="22"/>
         </w:rPr>
         <w:t>— Bəli, çox şey almışam.</w:t>
       </w:r>
     </w:p>
     <w:p>
       <w:pPr>
-        <w:ind w:firstLine="425"/>
-        <w:jc w:val="both"/>
+        <w:jc w:val="left"/>
       </w:pPr>
       <w:r>
         <w:rPr>
-          <w:rFonts w:ascii="Times New Roman" w:hAnsi="Times New Roman" w:cs="Times New Roman"/>
-          <w:b w:val="0"/>
+          <w:rFonts w:ascii="Arial" w:hAnsi="Arial" w:eastAsia="Arial"/>
           <w:i w:val="0"/>
-          <w:sz w:val="24"/>
+          <w:color w:val="000000"/>
+          <w:sz w:val="22"/>
         </w:rPr>
         <w:t>— Yaşasın babam!</w:t>
       </w:r>
     </w:p>
     <w:p>
       <w:pPr>
-        <w:ind w:firstLine="425"/>
-        <w:jc w:val="both"/>
+        <w:jc w:val="left"/>
       </w:pPr>
       <w:r>
         <w:rPr>
-          <w:rFonts w:ascii="Times New Roman" w:hAnsi="Times New Roman" w:cs="Times New Roman"/>
-          <w:b w:val="0"/>
+          <w:rFonts w:ascii="Arial" w:hAnsi="Arial" w:eastAsia="Arial"/>
           <w:i w:val="0"/>
-          <w:sz w:val="24"/>
+          <w:color w:val="000000"/>
+          <w:sz w:val="22"/>
         </w:rPr>
         <w:t>— Ata, səhər pulun yox idi, hətta çay içməyə də.</w:t>
       </w:r>
     </w:p>
     <w:p>
       <w:pPr>
-        <w:ind w:firstLine="425"/>
-        <w:jc w:val="both"/>
+        <w:jc w:val="left"/>
       </w:pPr>
       <w:r>
         <w:rPr>
-          <w:rFonts w:ascii="Times New Roman" w:hAnsi="Times New Roman" w:cs="Times New Roman"/>
-          <w:b w:val="0"/>
+          <w:rFonts w:ascii="Arial" w:hAnsi="Arial" w:eastAsia="Arial"/>
           <w:i w:val="0"/>
-          <w:sz w:val="24"/>
+          <w:color w:val="000000"/>
+          <w:sz w:val="22"/>
         </w:rPr>
         <w:t>— Allah verdi, qızım.</w:t>
       </w:r>
     </w:p>
     <w:p>
       <w:pPr>
-        <w:ind w:firstLine="425"/>
-        <w:jc w:val="both"/>
+        <w:jc w:val="left"/>
       </w:pPr>
       <w:r>
         <w:rPr>
-          <w:rFonts w:ascii="Times New Roman" w:hAnsi="Times New Roman" w:cs="Times New Roman"/>
-          <w:b w:val="0"/>
+          <w:rFonts w:ascii="Arial" w:hAnsi="Arial" w:eastAsia="Arial"/>
           <w:i w:val="0"/>
-          <w:sz w:val="24"/>
+          <w:color w:val="000000"/>
+          <w:sz w:val="22"/>
         </w:rPr>
         <w:t>Arvadı otağa girdi:</w:t>
       </w:r>
     </w:p>
     <w:p>
       <w:pPr>
-        <w:ind w:firstLine="425"/>
-        <w:jc w:val="both"/>
+        <w:jc w:val="left"/>
       </w:pPr>
       <w:r>
         <w:rPr>
-          <w:rFonts w:ascii="Times New Roman" w:hAnsi="Times New Roman" w:cs="Times New Roman"/>
-          <w:b w:val="0"/>
+          <w:rFonts w:ascii="Arial" w:hAnsi="Arial" w:eastAsia="Arial"/>
           <w:i w:val="0"/>
-          <w:sz w:val="24"/>
+          <w:color w:val="000000"/>
+          <w:sz w:val="22"/>
         </w:rPr>
         <w:t>— Nə çox şey almısan, ay kişi?</w:t>
       </w:r>
     </w:p>
     <w:p>
       <w:pPr>
-        <w:ind w:firstLine="425"/>
-        <w:jc w:val="both"/>
+        <w:jc w:val="left"/>
       </w:pPr>
       <w:r>
         <w:rPr>
-          <w:rFonts w:ascii="Times New Roman" w:hAnsi="Times New Roman" w:cs="Times New Roman"/>
-          <w:b w:val="0"/>
+          <w:rFonts w:ascii="Arial" w:hAnsi="Arial" w:eastAsia="Arial"/>
           <w:i w:val="0"/>
-          <w:sz w:val="24"/>
+          <w:color w:val="000000"/>
+          <w:sz w:val="22"/>
         </w:rPr>
         <w:t>— Bunlar paydır, arvad.</w:t>
       </w:r>
     </w:p>
     <w:p>
       <w:pPr>
-        <w:ind w:firstLine="425"/>
-        <w:jc w:val="both"/>
+        <w:jc w:val="left"/>
       </w:pPr>
       <w:r>
         <w:rPr>
-          <w:rFonts w:ascii="Times New Roman" w:hAnsi="Times New Roman" w:cs="Times New Roman"/>
-          <w:b w:val="0"/>
+          <w:rFonts w:ascii="Arial" w:hAnsi="Arial" w:eastAsia="Arial"/>
           <w:i w:val="0"/>
-          <w:sz w:val="24"/>
+          <w:color w:val="000000"/>
+          <w:sz w:val="22"/>
         </w:rPr>
         <w:t>Kişi baş verənləri bir-bir danışdı.</w:t>
       </w:r>
     </w:p>
     <w:p>
       <w:pPr>
-        <w:ind w:firstLine="425"/>
-        <w:jc w:val="both"/>
+        <w:jc w:val="left"/>
       </w:pPr>
       <w:r>
         <w:rPr>
-          <w:rFonts w:ascii="Times New Roman" w:hAnsi="Times New Roman" w:cs="Times New Roman"/>
-          <w:b w:val="0"/>
+          <w:rFonts w:ascii="Arial" w:hAnsi="Arial" w:eastAsia="Arial"/>
           <w:i w:val="0"/>
-          <w:sz w:val="24"/>
+          <w:color w:val="000000"/>
+          <w:sz w:val="22"/>
         </w:rPr>
         <w:t>Azan oxundu. İftarı qayğanaqla açdılar. İsti çörək lap yerinə düşdü. Torbada yağ da, pendir də var imiş. Çayla çox yaxşı getdi.</w:t>
       </w:r>
     </w:p>
     <w:p>
       <w:pPr>
-        <w:ind w:firstLine="425"/>
-        <w:jc w:val="both"/>
+        <w:jc w:val="left"/>
       </w:pPr>
       <w:r>
         <w:rPr>
-          <w:rFonts w:ascii="Times New Roman" w:hAnsi="Times New Roman" w:cs="Times New Roman"/>
-          <w:b w:val="0"/>
+          <w:rFonts w:ascii="Arial" w:hAnsi="Arial" w:eastAsia="Arial"/>
           <w:i w:val="0"/>
-          <w:sz w:val="24"/>
+          <w:color w:val="000000"/>
+          <w:sz w:val="22"/>
         </w:rPr>
         <w:t>— Hə, çox gözəl oldu, Allaha şükür. Allah qəbul etsin. Halva da çox dadlı idi.</w:t>
       </w:r>
     </w:p>
     <w:p>
       <w:pPr>
-        <w:ind w:firstLine="425"/>
-        <w:jc w:val="both"/>
+        <w:jc w:val="left"/>
       </w:pPr>
       <w:r>
         <w:rPr>
-          <w:rFonts w:ascii="Times New Roman" w:hAnsi="Times New Roman" w:cs="Times New Roman"/>
-          <w:b w:val="0"/>
+          <w:rFonts w:ascii="Arial" w:hAnsi="Arial" w:eastAsia="Arial"/>
           <w:i w:val="0"/>
-          <w:sz w:val="24"/>
+          <w:color w:val="000000"/>
+          <w:sz w:val="22"/>
         </w:rPr>
         <w:t>Nəvəsi süfrədən qalxıb:</w:t>
       </w:r>
     </w:p>
     <w:p>
       <w:pPr>
-        <w:ind w:firstLine="425"/>
-        <w:jc w:val="both"/>
+        <w:jc w:val="left"/>
       </w:pPr>
       <w:r>
         <w:rPr>
-          <w:rFonts w:ascii="Times New Roman" w:hAnsi="Times New Roman" w:cs="Times New Roman"/>
-          <w:b w:val="0"/>
+          <w:rFonts w:ascii="Arial" w:hAnsi="Arial" w:eastAsia="Arial"/>
           <w:i w:val="0"/>
-          <w:sz w:val="24"/>
+          <w:color w:val="000000"/>
+          <w:sz w:val="22"/>
         </w:rPr>
         <w:t>— Otağıma gedib bir az da dua edəcəyəm, — deyəndə baba təəccübləndi:</w:t>
       </w:r>
     </w:p>
     <w:p>
       <w:pPr>
-        <w:ind w:firstLine="425"/>
-        <w:jc w:val="both"/>
+        <w:jc w:val="left"/>
       </w:pPr>
       <w:r>
         <w:rPr>
-          <w:rFonts w:ascii="Times New Roman" w:hAnsi="Times New Roman" w:cs="Times New Roman"/>
-          <w:b w:val="0"/>
+          <w:rFonts w:ascii="Arial" w:hAnsi="Arial" w:eastAsia="Arial"/>
           <w:i w:val="0"/>
-          <w:sz w:val="24"/>
+          <w:color w:val="000000"/>
+          <w:sz w:val="22"/>
         </w:rPr>
         <w:t>— Yatmamışdan qabaq edərsən, oğlum, hələ tezdir.</w:t>
       </w:r>
     </w:p>
     <w:p>
       <w:pPr>
-        <w:ind w:firstLine="425"/>
-        <w:jc w:val="both"/>
+        <w:jc w:val="left"/>
       </w:pPr>
       <w:r>
         <w:rPr>
-          <w:rFonts w:ascii="Times New Roman" w:hAnsi="Times New Roman" w:cs="Times New Roman"/>
-          <w:b w:val="0"/>
+          <w:rFonts w:ascii="Arial" w:hAnsi="Arial" w:eastAsia="Arial"/>
           <w:i w:val="0"/>
-          <w:sz w:val="24"/>
+          <w:color w:val="000000"/>
+          <w:sz w:val="22"/>
         </w:rPr>
         <w:t>— Dünən bu vaxt etmişdim. Allahdan isti pendir-çörək istəmişdim. Bax, bu gün gəldi. İndi də gedim dua edim ki, sənin dişlərini düzəltdirmək üçün pul göndərsin. Dişlərin xarab olub, bu dişlərlə ağır çeynəyirsən.</w:t>
       </w:r>
     </w:p>
     <w:p>
       <w:pPr>
-        <w:ind w:firstLine="425"/>
-        <w:jc w:val="both"/>
+        <w:jc w:val="left"/>
       </w:pPr>
       <w:r>
         <w:rPr>
-          <w:rFonts w:ascii="Times New Roman" w:hAnsi="Times New Roman" w:cs="Times New Roman"/>
-          <w:b w:val="0"/>
+          <w:rFonts w:ascii="Arial" w:hAnsi="Arial" w:eastAsia="Arial"/>
           <w:i w:val="0"/>
-          <w:sz w:val="24"/>
+          <w:color w:val="000000"/>
+          <w:sz w:val="22"/>
         </w:rPr>
         <w:t>Anası gülümsədi:</w:t>
       </w:r>
     </w:p>
     <w:p>
       <w:pPr>
-        <w:ind w:firstLine="425"/>
-        <w:jc w:val="both"/>
+        <w:jc w:val="left"/>
       </w:pPr>
       <w:r>
         <w:rPr>
-          <w:rFonts w:ascii="Times New Roman" w:hAnsi="Times New Roman" w:cs="Times New Roman"/>
-          <w:b w:val="0"/>
+          <w:rFonts w:ascii="Arial" w:hAnsi="Arial" w:eastAsia="Arial"/>
           <w:i w:val="0"/>
-          <w:sz w:val="24"/>
+          <w:color w:val="000000"/>
+          <w:sz w:val="22"/>
         </w:rPr>
         <w:t>— Kaş ki, rəhmətlik atan bu günləri görəydi.</w:t>
       </w:r>
     </w:p>
     <w:p>
       <w:pPr>
-        <w:ind w:firstLine="425"/>
-        <w:jc w:val="both"/>
+        <w:jc w:val="left"/>
       </w:pPr>
       <w:r>
         <w:rPr>
-          <w:rFonts w:ascii="Times New Roman" w:hAnsi="Times New Roman" w:cs="Times New Roman"/>
-          <w:b w:val="0"/>
+          <w:rFonts w:ascii="Arial" w:hAnsi="Arial" w:eastAsia="Arial"/>
           <w:i w:val="0"/>
-          <w:sz w:val="24"/>
+          <w:color w:val="000000"/>
+          <w:sz w:val="22"/>
         </w:rPr>
         <w:t>— Onsuz da atam hər gecə yuxuma girib bunları görür. Əslində mənə dua etməyi də o dedi.</w:t>
       </w:r>
     </w:p>
     <w:p>
       <w:pPr>
-        <w:ind w:firstLine="425"/>
-        <w:jc w:val="both"/>
+        <w:jc w:val="left"/>
       </w:pPr>
       <w:r>
         <w:rPr>
-          <w:rFonts w:ascii="Times New Roman" w:hAnsi="Times New Roman" w:cs="Times New Roman"/>
-          <w:b w:val="0"/>
+          <w:rFonts w:ascii="Arial" w:hAnsi="Arial" w:eastAsia="Arial"/>
           <w:i w:val="0"/>
-          <w:sz w:val="24"/>
+          <w:color w:val="000000"/>
+          <w:sz w:val="22"/>
         </w:rPr>
         <w:t>Qocanın birdən pencəyi yadına düşdü. Asqıya tərəf getdi, əlini cibinə salıb zərfi çıxardı. Zərfdə böyük məbləğdə pul var idi.</w:t>
       </w:r>
     </w:p>
     <w:p>
       <w:pPr>
-        <w:ind w:firstLine="425"/>
-        <w:jc w:val="both"/>
+        <w:jc w:val="left"/>
       </w:pPr>
       <w:r>
         <w:rPr>
-          <w:rFonts w:ascii="Times New Roman" w:hAnsi="Times New Roman" w:cs="Times New Roman"/>
-          <w:b w:val="0"/>
+          <w:rFonts w:ascii="Arial" w:hAnsi="Arial" w:eastAsia="Arial"/>
           <w:i w:val="0"/>
-          <w:sz w:val="24"/>
+          <w:color w:val="000000"/>
+          <w:sz w:val="22"/>
         </w:rPr>
         <w:t>Gözləri doldu.</w:t>
       </w:r>
     </w:p>
     <w:p>
       <w:pPr>
-        <w:ind w:firstLine="425"/>
-        <w:jc w:val="both"/>
+        <w:jc w:val="left"/>
       </w:pPr>
       <w:r>
         <w:rPr>
-          <w:rFonts w:ascii="Times New Roman" w:hAnsi="Times New Roman" w:cs="Times New Roman"/>
-          <w:b w:val="0"/>
+          <w:rFonts w:ascii="Arial" w:hAnsi="Arial" w:eastAsia="Arial"/>
           <w:i w:val="0"/>
-          <w:sz w:val="24"/>
+          <w:color w:val="000000"/>
+          <w:sz w:val="22"/>
         </w:rPr>
         <w:t>— Nə olub, kişi, niyə gözlərin nəmləndi?</w:t>
       </w:r>
     </w:p>
     <w:p>
       <w:pPr>
-        <w:ind w:firstLine="425"/>
-        <w:jc w:val="both"/>
+        <w:jc w:val="left"/>
       </w:pPr>
       <w:r>
         <w:rPr>
-          <w:rFonts w:ascii="Times New Roman" w:hAnsi="Times New Roman" w:cs="Times New Roman"/>
-          <w:b w:val="0"/>
+          <w:rFonts w:ascii="Arial" w:hAnsi="Arial" w:eastAsia="Arial"/>
           <w:i w:val="0"/>
-          <w:sz w:val="24"/>
+          <w:color w:val="000000"/>
+          <w:sz w:val="22"/>
         </w:rPr>
         <w:t>— Nəvəmizin ürəyindən keçən hər şeyi Rəbbim göndərdi, arvad. Bir bu pula bax — bayrama qədər ikimiz də dişlərimizi düzəltdirə bilərik. Şükürlər olsun Rəbbimə!</w:t>
       </w:r>
     </w:p>
     <w:p>
       <w:pPr>
-        <w:spacing w:after="40"/>
-      </w:pPr>
-    </w:p>
-    <w:p>
-      <w:pPr>
+        <w:pStyle w:val="Moral"/>
+        <w:keepNext/>
+        <w:keepLines/>
+        <w:widowControl/>
+        <w:spacing w:before="240" w:after="180" w:line="283" w:lineRule="auto"/>
+        <w:ind w:left="240" w:right="240"/>
+        <w:jc w:val="left"/>
         <w:pBdr>
-          <w:top w:val="single" w:sz="4" w:space="6" w:color="D9C7A3"/>
-          <w:left w:val="single" w:sz="24" w:space="12" w:color="B8860B"/>
-          <w:bottom w:val="single" w:sz="4" w:space="6" w:color="D9C7A3"/>
-          <w:right w:val="single" w:sz="4" w:space="10" w:color="D9C7A3"/>
+          <w:top w:val="single" w:sz="8" w:space="7" w:color="E8D59A"/>
+          <w:left w:val="single" w:sz="32" w:space="11" w:color="C6A23A"/>
+          <w:bottom w:val="single" w:sz="8" w:space="7" w:color="E8D59A"/>
+          <w:right w:val="single" w:sz="8" w:space="11" w:color="E8D59A"/>
         </w:pBdr>
-        <w:shd w:val="clear" w:color="auto" w:fill="FBF6EA"/>
-        <w:spacing w:before="0" w:after="60"/>
-        <w:ind w:left="227" w:right="113"/>
-        <w:jc w:val="both"/>
+        <w:shd w:val="clear" w:color="auto" w:fill="FFF8E1"/>
       </w:pPr>
       <w:r>
         <w:rPr>
-          <w:rFonts w:ascii="Times New Roman" w:hAnsi="Times New Roman" w:cs="Times New Roman"/>
+          <w:rFonts w:ascii="Arial" w:hAnsi="Arial" w:eastAsia="Arial" w:cs="Arial"/>
+          <w:b/>
+          <w:i w:val="0"/>
+          <w:color w:val="9A7417"/>
+          <w:sz w:val="22"/>
+        </w:rPr>
+        <w:t xml:space="preserve">İbrət: </w:t>
+      </w:r>
+      <w:r>
+        <w:rPr>
+          <w:rFonts w:ascii="Arial" w:hAnsi="Arial" w:eastAsia="Arial" w:cs="Arial"/>
           <w:b w:val="0"/>
-          <w:i/>
-          <w:color w:val="333333"/>
-          <w:sz w:val="24"/>
+          <w:i w:val="0"/>
+          <w:color w:val="3F3826"/>
+          <w:sz w:val="22"/>
         </w:rPr>
         <w:t>Səmimi bir uşağın duası, bir neçə könül adamının xeyirxahlığı bir ailənin dərdinə çarə olur. Verməyi bacaran cəmiyyətdə heç kim ac qalmaz.</w:t>
       </w:r>
     </w:p>
     <w:p>
       <w:pPr>
-        <w:spacing w:after="120"/>
+        <w:keepLines/>
+        <w:widowControl/>
+        <w:spacing w:before="60" w:after="0" w:line="240" w:lineRule="auto"/>
+        <w:jc w:val="right"/>
       </w:pPr>
+      <w:r>
+        <w:rPr>
+          <w:rFonts w:ascii="Arial" w:hAnsi="Arial" w:eastAsia="Arial" w:cs="Arial"/>
+          <w:b w:val="0"/>
+          <w:i/>
+          <w:color w:val="8A7950"/>
+          <w:sz w:val="17"/>
+        </w:rPr>
+        <w:t>Hekayə açıq İnternet mənbələrindən əldə olunub.</w:t>
+      </w:r>
     </w:p>
     <w:sectPr>
       <w:pgSz w:w="12240" w:h="15840"/>
-      <w:pgMar w:top="1417" w:right="1417" w:bottom="1417" w:left="1417" w:header="720" w:footer="720" w:gutter="0"/>
+      <w:pgMar w:top="1440" w:right="1440" w:bottom="1440" w:left="1440" w:header="708" w:footer="708" w:gutter="0"/>
       <w:cols w:space="720"/>
       <w:docGrid w:linePitch="360"/>
     </w:sectPr>
@@ -1243,12 +1217,12 @@
     <w:qFormat/>
     <w:rsid w:val="00FC693F"/>
     <w:pPr>
-      <w:spacing w:line="276" w:lineRule="auto" w:after="120" w:before="0"/>
-      <w:jc w:val="both"/>
+      <w:spacing w:before="0" w:after="160" w:line="276" w:lineRule="auto"/>
     </w:pPr>
     <w:rPr>
-      <w:rFonts w:ascii="Times New Roman" w:hAnsi="Times New Roman" w:cs="Times New Roman"/>
-      <w:sz w:val="24"/>
+      <w:rFonts w:ascii="Arial" w:hAnsi="Arial" w:eastAsia="Arial"/>
+      <w:color w:val="000000"/>
+      <w:sz w:val="22"/>
     </w:rPr>
   </w:style>
   <w:style w:type="paragraph" w:styleId="Header">
@@ -1306,17 +1280,15 @@
     <w:pPr>
       <w:keepNext/>
       <w:keepLines/>
-      <w:spacing w:before="360" w:after="160"/>
-      <w:jc w:val="left"/>
+      <w:spacing w:before="480" w:after="0"/>
       <w:outlineLvl w:val="0"/>
     </w:pPr>
     <w:rPr>
-      <w:rFonts w:asciiTheme="majorHAnsi" w:eastAsiaTheme="majorEastAsia" w:hAnsiTheme="majorHAnsi" w:cstheme="majorBidi" w:ascii="Times New Roman" w:hAnsi="Times New Roman" w:cs="Times New Roman"/>
+      <w:rFonts w:asciiTheme="majorHAnsi" w:eastAsiaTheme="majorEastAsia" w:hAnsiTheme="majorHAnsi" w:cstheme="majorBidi"/>
       <w:b/>
       <w:bCs/>
-      <w:i w:val="0"/>
-      <w:color w:val="1F1F1F"/>
-      <w:sz w:val="30"/>
+      <w:color w:val="365F91" w:themeColor="accent1" w:themeShade="BF"/>
+      <w:sz w:val="28"/>
       <w:szCs w:val="28"/>
     </w:rPr>
   </w:style>
@@ -12934,6 +12906,18 @@
         <w:shd w:val="clear" w:color="auto" w:fill="FBCAA2" w:themeFill="accent6" w:themeFillTint="7F"/>
       </w:tcPr>
     </w:tblStylePr>
+  </w:style>
+  <w:style w:type="paragraph" w:customStyle="1" w:styleId="Moral">
+    <w:name w:val="Moral"/>
+    <w:basedOn w:val="Normal"/>
+    <w:pPr>
+      <w:spacing w:before="160" w:after="0" w:line="276" w:lineRule="auto"/>
+    </w:pPr>
+    <w:rPr>
+      <w:rFonts w:ascii="Arial" w:hAnsi="Arial" w:eastAsia="Arial"/>
+      <w:i/>
+      <w:sz w:val="22"/>
+    </w:rPr>
   </w:style>
 </w:styles>
 </file>
